--- a/example_articles/race_ethnicity/Black or African American/6.race_ethnicity_Black or African American_Other_publisher.docx
+++ b/example_articles/race_ethnicity/Black or African American/6.race_ethnicity_Black or African American_Other_publisher.docx
@@ -32,12 +32,12 @@
     </w:p>
     <w:p>
       <w:r>
-        <w:t>Extracted race/ethnicity: Black or African American</w:t>
+        <w:t>Raw race_ethnicity result: Black or African American</w:t>
       </w:r>
     </w:p>
     <w:p>
       <w:r>
-        <w:t>Race/Ethnicity (Standardized): Black or African American</w:t>
+        <w:t>race_ethnicity_stand_flat (Standardized): Black or African American</w:t>
       </w:r>
     </w:p>
     <w:p>

--- a/example_articles/race_ethnicity/Black or African American/6.race_ethnicity_Black or African American_Other_publisher.docx
+++ b/example_articles/race_ethnicity/Black or African American/6.race_ethnicity_Black or African American_Other_publisher.docx
@@ -27,17 +27,17 @@
     </w:p>
     <w:p>
       <w:r>
-        <w:t>Source File: Other publishers/Files (500) (22).DOCX</w:t>
+        <w:t>Source file: Other publishers/Files (500) (22).DOCX</w:t>
       </w:r>
     </w:p>
     <w:p>
       <w:r>
-        <w:t>Raw race_ethnicity result: Black or African American</w:t>
+        <w:t>Raw race ethnicity result, 'race_ethnicity': Black or African American</w:t>
       </w:r>
     </w:p>
     <w:p>
       <w:r>
-        <w:t>race_ethnicity_stand_flat (Standardized): Black or African American</w:t>
+        <w:t>Standardized race ethnicity result, 'race_ethnicity_stand_flat': Black or African American</w:t>
       </w:r>
     </w:p>
     <w:p>

--- a/example_articles/race_ethnicity/Black or African American/6.race_ethnicity_Black or African American_Other_publisher.docx
+++ b/example_articles/race_ethnicity/Black or African American/6.race_ethnicity_Black or African American_Other_publisher.docx
@@ -7,7 +7,7 @@
         <w:pStyle w:val="Heading1"/>
       </w:pPr>
       <w:r>
-        <w:t>Photo books help armchair travelers tour the world</w:t>
+        <w:t>Rich's 'Brooklyn' rage and inspiration</w:t>
       </w:r>
     </w:p>
     <w:p>
@@ -17,17 +17,17 @@
     </w:p>
     <w:p>
       <w:r>
-        <w:t>Date: 1991-12-08</w:t>
+        <w:t>Date: 1991-05-31</w:t>
       </w:r>
     </w:p>
     <w:p>
       <w:r>
-        <w:t>Section: Entertainment; Books; Pg. 10F</w:t>
+        <w:t>Section: LIFE; Pg. 4D</w:t>
       </w:r>
     </w:p>
     <w:p>
       <w:r>
-        <w:t>Source file: Other publishers/Files (500) (22).DOCX</w:t>
+        <w:t>Source file: Other publishers/Files (500) (21).DOCX</w:t>
       </w:r>
     </w:p>
     <w:p>
@@ -49,47 +49,43 @@
     </w:p>
     <w:p>
       <w:r>
-        <w:t>Armchair travel has ever been a magnet to draw the interest of the picture book buyer and this year should be no exception. Trips are available to such diverse places as Ireland, Russia, India, Morocco, not to mention Nottingham, England</w:t>
+        <w:t>Nineteen-year-old filmmaker Matty Rich says his debut feature, Straight Out of Brooklyn, came straight out of his determination not to wind up like most of the young black men from his housing project: ''Dead or in jail.''</w:t>
         <w:br/>
-        <w:t xml:space="preserve"> A sub-theme of this exotic locale motif is the threatened ecology. Recognition of the Amazon as more than a sinister forest primeval make two books especially pertinent: "Amazonia" and "Vanishing Eden."</w:t>
+        <w:t>Making the low-budget movie about a struggling working-class black family took a mountain of ingenuity.</w:t>
         <w:br/>
-        <w:t xml:space="preserve"> But, before we become bogged down in faraway places, let us note excellent books in several other categories and proceed to what might be called Tier One of the book market:</w:t>
+        <w:t>Rich grew up in Brooklyn's Red Hook area, where he studied filmmaking from library books.</w:t>
         <w:br/>
-        <w:t xml:space="preserve"> A Day in the Life of Ireland (Collins, $ 45). Just when you thought this idea of having a group of photojournalists cover one day in the life of a country had to run out of steam, they come up with an effort that certainly equals and perhaps excels previous ones.</w:t>
+        <w:t>''I didn't want to get into this because I saw a certain director's work or a movie that I loved,'' Rich says. ''I wanted to do it because I looked out my window and was angry.''</w:t>
         <w:br/>
-        <w:t>Amazonia, by Loren McIntyre (Sierra Club, $ 40). Is it the engine that powers the planet or the forbidding heart of darkness it was perceived to be only a few decades ago? This handsome and informative book should help you decide.</w:t>
+        <w:t>He hopes Brooklyn will make others understand why: ''We've learned about you. It's time for you to learn about me.'' The film, now in New York, opens today in Los Angeles. It goes nationwide June 28.</w:t>
         <w:br/>
-        <w:t xml:space="preserve"> Vanishing Eden (Barons, $ 49.95). More like a text book than "Amazonia," with more closeups of plants and animals. A slightly different look at the same subject.</w:t>
+        <w:t>Upon graduating from high school, Rich took a summer course at New York University, where he learned to turn his idea into a script.</w:t>
         <w:br/>
-        <w:t xml:space="preserve"> City of Victory: Vijanagara, by John Gollings (Aperture, $ 49.95). The photographs tend to a scientific style, but their austere effect lends an apt spookiness to the coverage of this ancient, abandoned Indian city. And, the subject is a ten on the exotic scale.</w:t>
+        <w:t>He put together a cast and crew from non-professionals who answered an ad he placed in Backstage magazine.</w:t>
         <w:br/>
-        <w:t xml:space="preserve"> Texas on a Roll (Thomasson-Grant, $ 50). Texas through the eyes of native photographers presents an intimate and visually exciting view of the state everyone loves to hate.</w:t>
+        <w:t>All Rich lacked was enough money; $ 12,000 was all he could raise from his mother's and sister's credit cards.</w:t>
         <w:br/>
-        <w:t xml:space="preserve"> Going Strong by Pat York (Little, Brown, $ 40). Portraits of, and interviews with, vigorous, lively citizens over 75. Vital pictures of vital people.</w:t>
+        <w:t>On the advice of a cast member's husband, Rich used the $ 12,000 to shoot eight minutes of the film.</w:t>
         <w:br/>
-        <w:t xml:space="preserve"> 10,000 Eyes (Thomasson-Grant, $ 50). This compendium by the American Society of Magazine Photographers honors the 150th anniversary of photography. These are the best pictures of the best photographers. Well worth the price.</w:t>
+        <w:t>Then he got an hour on Manhattan's talk-radio WLIB, where he begged the audience to come to a fund-raising screening of the footage. He offered a share in the film for $ 5,000.</w:t>
         <w:br/>
-        <w:t xml:space="preserve"> A Life in Photography by Rollie McKenna (Knopf, $ 50). Many memorable pictures pop from the pages of this retrospective by one of the lesser greats of mid-century photography.</w:t>
+        <w:t>After the first screening, Rich raised $ 40,000 from people like David Belgrave, a 31-year-old rehabilitation counselor who anted up his life savings.</w:t>
         <w:br/>
-        <w:t xml:space="preserve"> Other good choices:</w:t>
+        <w:t>''There is so much negativity,'' Belgrave says. ''I saw a young individual trying to do something positive.''</w:t>
         <w:br/>
-        <w:t xml:space="preserve"> The Hakima, A Tragedy in Fez, by William Betsch (Aperture, $ 40). This "novelistic, diaristic" treatment of the Moroccan city introduces the travel book as melodrama, an interesting concept.</w:t>
+        <w:t>Six screenings later, Rich had raised $ 77,000.</w:t>
         <w:br/>
-        <w:t xml:space="preserve"> Russian Journal, by Inge Morath (Aperture, $ 40). The photographer focuses on the effects of the recent profound changes in Russia.</w:t>
+        <w:t>He still needed post-production funds when a director at the editing facility he was using saw the sign on Rich's door: ''Straight Out of Brooklyn: What you don't want to hear. What you don't want to say. What you don't want to know.''</w:t>
         <w:br/>
-        <w:t xml:space="preserve"> The Great British, by Eve Arnold (Knopf, $ 50). A personal, often humorous view of the people of Arnold's adopted country.</w:t>
+        <w:t>Intrigued, the director - The Silence of the Lambs' Jonathan Demme - stopped by and later hooked Rich up with a company that gave him the money to finish Brooklyn. Total cost was under $ 1 million.</w:t>
         <w:br/>
-        <w:t xml:space="preserve"> Living Room, by Nick Waplington (Aperture, $ 35). The daily life of two working-class families in Nottingham, England, may be good sociology, but the pictures are only high-quality "family album."</w:t>
+        <w:t>The film depicts a family torn apart by anger, alcohol and abuse. It was inspired by the real experiences of Rich's friends and relatives.</w:t>
         <w:br/>
-        <w:t xml:space="preserve"> The Unseen Beatles, by Bob Whitaker (Collins, $ 40).  Like Elvis, Marilyn and a few others, most of the interesting photographic coverage of the Beatles has surfaced. This is no better or worse than what has gone before but will probably appeal only to hardcore Beatles fans.</w:t>
+        <w:t>''Most of my friends are dead and my brother was beaten into a coma,'' he says. ''I saw my father and friends' fathers stripped down and hopeless.''</w:t>
         <w:br/>
-        <w:t xml:space="preserve"> Eternal Spain, Robert Frerck, Abrams, $ 75). Strong pictures dot this coverage, region by region, of rural Spain.</w:t>
+        <w:t>After Rich's parents split when he was 10, his mother got a college degree at night school and moved her three children to the more affluent Park Slope. Rich soon returned to his grandmother's home in Red Hook. ''I didn't feel good there. I was called Black Matt.''</w:t>
         <w:br/>
-        <w:t xml:space="preserve"> The Islands of Italy, by Sheila Nardutti (Ticknor &amp; Fields, 1991, $ 40). A slick tour of Sardinia, Sicily and the Aeolian Islands.</w:t>
-        <w:br/>
-        <w:t xml:space="preserve"> Colors of the Deep, by Jeffrey L. Rotman (Thomasson-Grant, $ 45). A richly colored exploration of the world's coral reefs, but you'd better like coral polyps, anemones and fish that look like they were designed by Peter Max.</w:t>
-        <w:br/>
-        <w:t xml:space="preserve"> Duane Braley is a staff photographer at the Star Tribune.</w:t>
+        <w:t>These days three movie studios are wooing Rich. But that's not all he hopes comes straight out of Brooklyn. ''I want to be an inspiration. I want a kid to say, 'Look at Matty Rich.' ''</w:t>
         <w:br/>
         <w:br/>
         <w:t>Graphic</w:t>
@@ -97,7 +93,11 @@
         <w:br/>
         <w:t xml:space="preserve"> </w:t>
         <w:br/>
-        <w:t>Photograph</w:t>
+        <w:t>PHOTO; b/w, Marissa Roth</w:t>
+        <w:br/>
+        <w:t xml:space="preserve"> </w:t>
+        <w:br/>
+        <w:t>CUTLINE: RICH: The 19-year-old filmmaker's 'Straight Out of Brooklyn' evolved from his life and struggles in a Red Hook housing project.</w:t>
       </w:r>
     </w:p>
     <w:sectPr>

--- a/example_articles/race_ethnicity/Black or African American/6.race_ethnicity_Black or African American_Other_publisher.docx
+++ b/example_articles/race_ethnicity/Black or African American/6.race_ethnicity_Black or African American_Other_publisher.docx
@@ -7,7 +7,7 @@
         <w:pStyle w:val="Heading1"/>
       </w:pPr>
       <w:r>
-        <w:t>Rich's 'Brooklyn' rage and inspiration</w:t>
+        <w:t>BILL CLINTON BRINGS  HILLARY'S CAMPAIGN MESSAGE TO SOUTHWESTERN PA.</w:t>
       </w:r>
     </w:p>
     <w:p>
@@ -17,17 +17,17 @@
     </w:p>
     <w:p>
       <w:r>
-        <w:t>Date: 1991-05-31</w:t>
+        <w:t>Date: 2016-09-10</w:t>
       </w:r>
     </w:p>
     <w:p>
       <w:r>
-        <w:t>Section: LIFE; Pg. 4D</w:t>
+        <w:t>Section: NATIONAL; THE ROAD TO THE WHITE HOUSE; Pg. A-1</w:t>
       </w:r>
     </w:p>
     <w:p>
       <w:r>
-        <w:t>Source file: Other publishers/Files (500) (21).DOCX</w:t>
+        <w:t>Source file: Other publishers/Files (500) (11).DOCX</w:t>
       </w:r>
     </w:p>
     <w:p>
@@ -49,43 +49,41 @@
     </w:p>
     <w:p>
       <w:r>
-        <w:t>Nineteen-year-old filmmaker Matty Rich says his debut feature, Straight Out of Brooklyn, came straight out of his determination not to wind up like most of the young black men from his housing project: ''Dead or in jail.''</w:t>
+        <w:t>Former President Bill Clinton traveled from Homewood all the way to Fayette County on Friday, celebrating the diversity of the Democratic Party base while trying to unify it behind presidential nominee Hillary Clinton.</w:t>
         <w:br/>
-        <w:t>Making the low-budget movie about a struggling working-class black family took a mountain of ingenuity.</w:t>
+        <w:t>"Don't substitute anger for answers," he told a crowd of roughly 500 at the Greater Pittsburgh Coliseum, referring to what he called a divisive message from Republican Donald Trump. "Don't substitute resentment for responsibility."</w:t>
         <w:br/>
-        <w:t>Rich grew up in Brooklyn's Red Hook area, where he studied filmmaking from library books.</w:t>
+        <w:t>At the outset of his 35-minute speech, Mr. Clinton invoked the life of Homewood pastor Eugene Blackwell, whose funeral was taking place nearby. "He spent his life building bridges instead of walls," he said.</w:t>
         <w:br/>
-        <w:t>''I didn't want to get into this because I saw a certain director's work or a movie that I loved,'' Rich says. ''I wanted to do it because I looked out my window and was angry.''</w:t>
+        <w:t>That dovetailed with Mr. Clinton's message that Democrats had a more expansive view of the country than Mr. Trump's pledge to "Make America Great Again."</w:t>
         <w:br/>
-        <w:t>He hopes Brooklyn will make others understand why: ''We've learned about you. It's time for you to learn about me.'' The film, now in New York, opens today in Los Angeles. It goes nationwide June 28.</w:t>
+        <w:t>"Hey, folks, I'm a white Southerner. I know exactly what [that promise] means," he said. But "saying 'I'll make it great the way it was 50 years ago' ignores two things." One, that it "wasn't so great for some people" - including racial minorities and LGBT Americans. And "Saying 'I'll make it the way it used to be' is like me saying I'd like to be 20 again. I would actually, but I wouldn't vote for anybody who promised to make me 20 again."</w:t>
         <w:br/>
-        <w:t>Upon graduating from high school, Rich took a summer course at New York University, where he learned to turn his idea into a script.</w:t>
+        <w:t>Mr. Clinton acknowledged Democrats had lost traction with some working-class Americans. He ascribed a societal "road rage" resulting from a lingering recession and rising income inequality. "Most American families ... after you adjust for inflation are living on about what they were living on the last day I was president," he said.</w:t>
         <w:br/>
-        <w:t>He put together a cast and crew from non-professionals who answered an ad he placed in Backstage magazine.</w:t>
+        <w:t>Mr. Clinton offered up a number of his wife's proposals, including pledges to ease college costs, expand internet access, and offer tax breaks to companies that share profits with their workers. But his appearance in economically struggling, mostly black Homewood was a statement in itself.</w:t>
         <w:br/>
-        <w:t>All Rich lacked was enough money; $ 12,000 was all he could raise from his mother's and sister's credit cards.</w:t>
+        <w:t>"I like that Bill came smack into the worst-struck community in the city. And look at the turnout," said Homewood resident Ebony Thomas. "It's so diverse."</w:t>
         <w:br/>
-        <w:t>On the advice of a cast member's husband, Rich used the $ 12,000 to shoot eight minutes of the film.</w:t>
+        <w:t>A key issue for her, she said, is criminal justice reform, and Mr. Trump's tough-on-crime approach only added to concerns that criminal records "are a barrier for people here. You can't get a job, you can't get housing."</w:t>
         <w:br/>
-        <w:t>Then he got an hour on Manhattan's talk-radio WLIB, where he begged the audience to come to a fund-raising screening of the footage. He offered a share in the film for $ 5,000.</w:t>
+        <w:t>Some lay blame for that on Mr. Clinton, who as president signed an anti-crime bill that took a tough-on-crime approach many blame for soaring rates of black incarceration.</w:t>
         <w:br/>
-        <w:t>After the first screening, Rich raised $ 40,000 from people like David Belgrave, a 31-year-old rehabilitation counselor who anted up his life savings.</w:t>
+        <w:t>Democrats' prospects in November will depend on heavy turnout in mostly black neighborhoods like Homewood. A Quinnipiac University poll out this week shows Ms. Clinton leading Mr. Trump by 5-to-1 among all non-white voters, an edge that helps drive her 5-point lead in the state overall.</w:t>
         <w:br/>
-        <w:t>''There is so much negativity,'' Belgrave says. ''I saw a young individual trying to do something positive.''</w:t>
+        <w:t>But Mr. Clinton reached out to more rural areas as well, following his Homewood stop with visits to Uniontown and Washington, Pa., where he told volunteers and supporters that "you're going to run into a lot of people who don't think they should vote for her. And I don't want you to get mad at them. They're our neighbors and our friends. They're being driven by two things: economic road rage and all these cultural changes."</w:t>
         <w:br/>
-        <w:t>Six screenings later, Rich had raised $ 77,000.</w:t>
+        <w:t>He offered a defense of his wife's handling of emails on a private server while secretary of state, a controversy that has dogged her campaign. He noted that this week an email surfaced from Ms. Clinton's predecessor as secretary of state, Colin Powell, who wrote that he'd also used a personal device to communicate.</w:t>
         <w:br/>
-        <w:t>He still needed post-production funds when a director at the editing facility he was using saw the sign on Rich's door: ''Straight Out of Brooklyn: What you don't want to hear. What you don't want to say. What you don't want to know.''</w:t>
+        <w:t>"It was all right until she did it," Mr. Clinton said.</w:t>
         <w:br/>
-        <w:t>Intrigued, the director - The Silence of the Lambs' Jonathan Demme - stopped by and later hooked Rich up with a company that gave him the money to finish Brooklyn. Total cost was under $ 1 million.</w:t>
+        <w:t>But in talking briefly to reporters, he said such matters were less important than economic issues and questions like, "Can we live in our world where our diversity is a strength, not a weakness?"</w:t>
         <w:br/>
-        <w:t>The film depicts a family torn apart by anger, alcohol and abuse. It was inspired by the real experiences of Rich's friends and relatives.</w:t>
         <w:br/>
-        <w:t>''Most of my friends are dead and my brother was beaten into a coma,'' he says. ''I saw my father and friends' fathers stripped down and hopeless.''</w:t>
+        <w:t>Notes</w:t>
         <w:br/>
-        <w:t>After Rich's parents split when he was 10, his mother got a college degree at night school and moved her three children to the more affluent Park Slope. Rich soon returned to his grandmother's home in Red Hook. ''I didn't feel good there. I was called Black Matt.''</w:t>
         <w:br/>
-        <w:t>These days three movie studios are wooing Rich. But that's not all he hopes comes straight out of Brooklyn. ''I want to be an inspiration. I want a kid to say, 'Look at Matty Rich.' ''</w:t>
+        <w:t>Chris Potter: cpotter@post-gazette.com or 412-263-2533.</w:t>
         <w:br/>
         <w:br/>
         <w:t>Graphic</w:t>
@@ -93,11 +91,9 @@
         <w:br/>
         <w:t xml:space="preserve"> </w:t>
         <w:br/>
-        <w:t>PHOTO; b/w, Marissa Roth</w:t>
+        <w:t>PHOTO: Steve Mellon/Post-Gazette: Former President Bill Clinton shakes hands with supporters in Homewood on Friday after speaking in support of the presidential campaign of his wife, Hillary Clinton. \</w:t>
         <w:br/>
-        <w:t xml:space="preserve"> </w:t>
-        <w:br/>
-        <w:t>CUTLINE: RICH: The 19-year-old filmmaker's 'Straight Out of Brooklyn' evolved from his life and struggles in a Red Hook housing project.</w:t>
+        <w:t>PHOTO: Steve Mellon/Post-Gazette: Former President Bill Clinton shakes hands with supporters Friday at the Washington, Pa., headquarters for the presidential campaign of his wife, Hillary Clinton.</w:t>
       </w:r>
     </w:p>
     <w:sectPr>

--- a/example_articles/race_ethnicity/Black or African American/6.race_ethnicity_Black or African American_Other_publisher.docx
+++ b/example_articles/race_ethnicity/Black or African American/6.race_ethnicity_Black or African American_Other_publisher.docx
@@ -7,7 +7,7 @@
         <w:pStyle w:val="Heading1"/>
       </w:pPr>
       <w:r>
-        <w:t>BILL CLINTON BRINGS  HILLARY'S CAMPAIGN MESSAGE TO SOUTHWESTERN PA.</w:t>
+        <w:t>LOCKER ROOM STORIES THAT SHOULD BE HEARD; CONCERNS OF POLAMALU, COTCHERY TRANSCEND OUR FASCINATION IN THE NFL, WHICH IS WHY -- SADLY -- TOO FEW NOTICE</w:t>
       </w:r>
     </w:p>
     <w:p>
@@ -17,17 +17,17 @@
     </w:p>
     <w:p>
       <w:r>
-        <w:t>Date: 2016-09-10</w:t>
+        <w:t>Date: 2013-11-10</w:t>
       </w:r>
     </w:p>
     <w:p>
       <w:r>
-        <w:t>Section: NATIONAL; THE ROAD TO THE WHITE HOUSE; Pg. A-1</w:t>
+        <w:t>Section: SPORTS; Pg. D-9</w:t>
       </w:r>
     </w:p>
     <w:p>
       <w:r>
-        <w:t>Source file: Other publishers/Files (500) (11).DOCX</w:t>
+        <w:t>Source file: Other publishers/Files (500) (17).DOCX</w:t>
       </w:r>
     </w:p>
     <w:p>
@@ -49,51 +49,47 @@
     </w:p>
     <w:p>
       <w:r>
-        <w:t>Former President Bill Clinton traveled from Homewood all the way to Fayette County on Friday, celebrating the diversity of the Democratic Party base while trying to unify it behind presidential nominee Hillary Clinton.</w:t>
+        <w:t>More and more a barreling menace, the news cycle is virtually designed to deflect them, their most compelling personal stories cast aside like loose gravel sprayed by a speeding tire.</w:t>
         <w:br/>
-        <w:t>"Don't substitute anger for answers," he told a crowd of roughly 500 at the Greater Pittsburgh Coliseum, referring to what he called a divisive message from Republican Donald Trump. "Don't substitute resentment for responsibility."</w:t>
+        <w:t>For narratives like theirs, the NFL news cycle in particular is about 100 times less favorable.</w:t>
         <w:br/>
-        <w:t>At the outset of his 35-minute speech, Mr. Clinton invoked the life of Homewood pastor Eugene Blackwell, whose funeral was taking place nearby. "He spent his life building bridges instead of walls," he said.</w:t>
+        <w:t>Carnage and chaos are readily absorbed. Conflict equals traction. Triumph and loss get right up to speed.</w:t>
         <w:br/>
-        <w:t>That dovetailed with Mr. Clinton's message that Democrats had a more expansive view of the country than Mr. Trump's pledge to "Make America Great Again."</w:t>
+        <w:t>But empathy, depth, matters of the heart and mind and soul, those play only the remote or abandoned stages of the never-ending NFL media festival, if they play at all.</w:t>
         <w:br/>
-        <w:t>"Hey, folks, I'm a white Southerner. I know exactly what [that promise] means," he said. But "saying 'I'll make it great the way it was 50 years ago' ignores two things." One, that it "wasn't so great for some people" - including racial minorities and LGBT Americans. And "Saying 'I'll make it the way it used to be' is like me saying I'd like to be 20 again. I would actually, but I wouldn't vote for anybody who promised to make me 20 again."</w:t>
+        <w:t>"While America's economy as a whole is showing signs of recovery," Steelers safety Troy Polamalu was saying this week, "American Samoa's economy continues to struggle after the physical destruction of an 8.1 magnitude earthquake and tsunami in 2009. The same week as the actual tsunami, American Samoa was hit again with an economic tsunami when a major tuna-canning factory closed its doors, slashing 2,000 jobs in an industry that represents nearly 80 percent of all private sector employment in the territory."</w:t>
         <w:br/>
-        <w:t>Mr. Clinton acknowledged Democrats had lost traction with some working-class Americans. He ascribed a societal "road rage" resulting from a lingering recession and rising income inequality. "Most American families ... after you adjust for inflation are living on about what they were living on the last day I was president," he said.</w:t>
+        <w:t>Actually, Polamalu didn't say that.</w:t>
         <w:br/>
-        <w:t>Mr. Clinton offered up a number of his wife's proposals, including pledges to ease college costs, expand internet access, and offer tax breaks to companies that share profits with their workers. But his appearance in economically struggling, mostly black Homewood was a statement in itself.</w:t>
+        <w:t>He wrote it for the Post-Gazette's op-ed page, the daily forum of serious thought, the local home court for intellects such as Maureen Dowd, E.J. Dionne, Dan Simpson, etc. This was Wednesday, and Troy laid out what looked like about 800 words gently poking the U.S. government for archaic and ineffective economic policy relative to his native land, America's southernmost territory.</w:t>
         <w:br/>
-        <w:t>"I like that Bill came smack into the worst-struck community in the city. And look at the turnout," said Homewood resident Ebony Thomas. "It's so diverse."</w:t>
+        <w:t>It was so easy to forget this week that NFL locker rooms are something other than reliable cauldrons of destructive machismo, each with a seemingly ever-expanding menu of malevolent antics. That they can also be home to some of the smartest, gentlest and most empathetic of men had no place in the news cycle.</w:t>
         <w:br/>
-        <w:t>A key issue for her, she said, is criminal justice reform, and Mr. Trump's tough-on-crime approach only added to concerns that criminal records "are a barrier for people here. You can't get a job, you can't get housing."</w:t>
+        <w:t>The previous time the Steelers appeared in public, for example, absorbing an historic beating at the hands of the New England Patriots, they were most professionally represented by Jerricho Cotchery, who scored three touchdowns, the first time a Steelers receiver had done such a thing in more than seven years.</w:t>
         <w:br/>
-        <w:t>Some lay blame for that on Mr. Clinton, who as president signed an anti-crime bill that took a tough-on-crime approach many blame for soaring rates of black incarceration.</w:t>
+        <w:t>Cotchery always has been an afterthought in the public analysis of Pittsburgh's offense. He came here in 2011 from the New York Jets because, he said, he wanted to win championships. Someone forgot to tell him the Steelers were about to get out of that business, at least for the foreseeable future. Cotchery says he has no doubt his teammates can turn this season around, but he's got more than just this locker room counting on him.</w:t>
         <w:br/>
-        <w:t>Democrats' prospects in November will depend on heavy turnout in mostly black neighborhoods like Homewood. A Quinnipiac University poll out this week shows Ms. Clinton leading Mr. Trump by 5-to-1 among all non-white voters, an edge that helps drive her 5-point lead in the state overall.</w:t>
+        <w:t>"I'd like to take whatever burden I can off my wife," said Cotchery, who has four children, the oldest being 6. "It is challenging but I know that God, if I need the strength I can call upon Him, or for any kind of wisdom to approach it the right way."</w:t>
         <w:br/>
-        <w:t>But Mr. Clinton reached out to more rural areas as well, following his Homewood stop with visits to Uniontown and Washington, Pa., where he told volunteers and supporters that "you're going to run into a lot of people who don't think they should vote for her. And I don't want you to get mad at them. They're our neighbors and our friends. They're being driven by two things: economic road rage and all these cultural changes."</w:t>
+        <w:t>Cotchery grew up in a modest house in Birmingham, Ala., the second of 13 children of a working-class couple for whom the ends didn't always meet, where there were always buckets in case the water bill couldn't get paid, candles in case the electric bill couldn't get paid.</w:t>
         <w:br/>
-        <w:t>He offered a defense of his wife's handling of emails on a private server while secretary of state, a controversy that has dogged her campaign. He noted that this week an email surfaced from Ms. Clinton's predecessor as secretary of state, Colin Powell, who wrote that he'd also used a personal device to communicate.</w:t>
+        <w:t>Having 12 brothers and sisters Cotchery considered a blessing, and when Jerricho and the wife he met at North Carolina State, Mercedes, learned that if they wanted a family they would have to adopt, Jerricho was forced to alter the size of the family he foresaw and preferred.</w:t>
         <w:br/>
-        <w:t>"It was all right until she did it," Mr. Clinton said.</w:t>
+        <w:t>"I started talking about eight," he laughed still again. "Eight sounded about right to me. We decided on two. The first one we got was a girl, then we were waiting for a boy and it wound up we got two boys within two months and 20 days. Now we have four, two boys and two girls. I think six is going to be our number."</w:t>
         <w:br/>
-        <w:t>But in talking briefly to reporters, he said such matters were less important than economic issues and questions like, "Can we live in our world where our diversity is a strength, not a weakness?"</w:t>
+        <w:t>But roster size is not the issue in the Cotchery home, but rather a deep understanding of blessings defined, blessings illustrated, blessings reinforced.</w:t>
         <w:br/>
+        <w:t>"Everyone will have their battles in life to go through," Cotchery said when the Steelers finished preparations for a game today against Buffalo. "I can't make whatever I dealt with growing up to be my kids' problems. They'll have their own sets of issues. But I definitely try to make them aware of how blessed they are, and not just from a financial standpoint.</w:t>
         <w:br/>
-        <w:t>Notes</w:t>
+        <w:t>"Nowadays it's rare, at least from the background I'm from, in the African-American communities you don't see a lot of two-parent households. So I just want them to know that they have two parents who love them, brothers and sisters who love them."</w:t>
         <w:br/>
+        <w:t>So that's the kind of thing Jerricho Cotchery has been doing while leading the Steelers in touchdowns, while converting 86 percent of his catches into first downs, while continuing to mentor Antonio Brown and Emmanuel Sanders, while showing all of the Steelers' younger players what it means to be a pro's pro.</w:t>
         <w:br/>
-        <w:t>Chris Potter: cpotter@post-gazette.com or 412-263-2533.</w:t>
+        <w:t>"They've blessed me," he says. "As I've gotten older and really meditated on God's purpose for me, I really see that He's using me to impact guys, impact the people that are around me. Obviously it starts with my household but players that are around me. I'm glad they decided to keep me around. I've developed a lot of relationships in the locker room. But I understand my purpose. People need encouragement."</w:t>
         <w:br/>
+        <w:t>Don't we know it.</w:t>
         <w:br/>
-        <w:t>Graphic</w:t>
-        <w:br/>
-        <w:br/>
-        <w:t xml:space="preserve"> </w:t>
-        <w:br/>
-        <w:t>PHOTO: Steve Mellon/Post-Gazette: Former President Bill Clinton shakes hands with supporters in Homewood on Friday after speaking in support of the presidential campaign of his wife, Hillary Clinton. \</w:t>
-        <w:br/>
-        <w:t>PHOTO: Steve Mellon/Post-Gazette: Former President Bill Clinton shakes hands with supporters Friday at the Washington, Pa., headquarters for the presidential campaign of his wife, Hillary Clinton.</w:t>
+        <w:t>Some weeks more than others.</w:t>
       </w:r>
     </w:p>
     <w:sectPr>
